--- a/data/exports/kcet-metallurgy_revision_notes.docx
+++ b/data/exports/kcet-metallurgy_revision_notes.docx
@@ -164,10 +164,10 @@
             <w:r>
               <w:rPr>
                 <w:b/>
-                <w:color w:val="2B6CB0"/>
+                <w:color w:val="718096"/>
                 <w:sz w:val="19"/>
               </w:rPr>
-              <w:t>High</w:t>
+              <w:t>Moderate</w:t>
             </w:r>
           </w:p>
         </w:tc>
@@ -189,7 +189,7 @@
                 <w:color w:val="2D3748"/>
                 <w:sz w:val="19"/>
               </w:rPr>
-              <w:t>Kcet Metallurgy - Core Application</w:t>
+              <w:t>Isolation Of Elements — Applied Cases, Reactions &amp; Traps</w:t>
             </w:r>
           </w:p>
         </w:tc>
@@ -209,7 +209,7 @@
               <w:rPr>
                 <w:sz w:val="19"/>
               </w:rPr>
-              <w:t>10 PYQs</w:t>
+              <w:t>7 PYQs</w:t>
             </w:r>
           </w:p>
         </w:tc>
@@ -230,7 +230,181 @@
                 <w:color w:val="718096"/>
                 <w:sz w:val="19"/>
               </w:rPr>
-              <w:t>General Concept</w:t>
+              <w:t>Applied Topics</w:t>
+            </w:r>
+          </w:p>
+        </w:tc>
+      </w:tr>
+      <w:tr>
+        <w:tc>
+          <w:tcPr>
+            <w:tcW w:type="dxa" w:w="2160"/>
+            <w:shd w:fill="FFFFFF"/>
+            <w:tcMar>
+              <w:top w:w="80" w:type="dxa"/>
+              <w:bottom w:w="80" w:type="dxa"/>
+              <w:left w:w="150" w:type="dxa"/>
+              <w:right w:w="150" w:type="dxa"/>
+            </w:tcMar>
+          </w:tcPr>
+          <w:p>
+            <w:r>
+              <w:rPr>
+                <w:b/>
+                <w:color w:val="718096"/>
+                <w:sz w:val="19"/>
+              </w:rPr>
+              <w:t>Moderate</w:t>
+            </w:r>
+          </w:p>
+        </w:tc>
+        <w:tc>
+          <w:tcPr>
+            <w:tcW w:type="dxa" w:w="4320"/>
+            <w:shd w:fill="FFFFFF"/>
+            <w:tcMar>
+              <w:top w:w="80" w:type="dxa"/>
+              <w:bottom w:w="80" w:type="dxa"/>
+              <w:left w:w="150" w:type="dxa"/>
+              <w:right w:w="150" w:type="dxa"/>
+            </w:tcMar>
+          </w:tcPr>
+          <w:p>
+            <w:r>
+              <w:rPr>
+                <w:b/>
+                <w:color w:val="2D3748"/>
+                <w:sz w:val="19"/>
+              </w:rPr>
+              <w:t>Isolation Of Elements — Standard Calculations &amp; Problem Archetypes</w:t>
+            </w:r>
+          </w:p>
+        </w:tc>
+        <w:tc>
+          <w:tcPr>
+            <w:tcW w:type="dxa" w:w="1728"/>
+            <w:shd w:fill="FFFFFF"/>
+            <w:tcMar>
+              <w:top w:w="80" w:type="dxa"/>
+              <w:bottom w:w="80" w:type="dxa"/>
+              <w:left w:w="150" w:type="dxa"/>
+              <w:right w:w="150" w:type="dxa"/>
+            </w:tcMar>
+          </w:tcPr>
+          <w:p>
+            <w:r>
+              <w:rPr>
+                <w:sz w:val="19"/>
+              </w:rPr>
+              <w:t>3 PYQs</w:t>
+            </w:r>
+          </w:p>
+        </w:tc>
+        <w:tc>
+          <w:tcPr>
+            <w:tcW w:type="dxa" w:w="1872"/>
+            <w:shd w:fill="FFFFFF"/>
+            <w:tcMar>
+              <w:top w:w="80" w:type="dxa"/>
+              <w:bottom w:w="80" w:type="dxa"/>
+              <w:left w:w="150" w:type="dxa"/>
+              <w:right w:w="150" w:type="dxa"/>
+            </w:tcMar>
+          </w:tcPr>
+          <w:p>
+            <w:r>
+              <w:rPr>
+                <w:color w:val="718096"/>
+                <w:sz w:val="19"/>
+              </w:rPr>
+              <w:t>Quantitative Analysis</w:t>
+            </w:r>
+          </w:p>
+        </w:tc>
+      </w:tr>
+      <w:tr>
+        <w:tc>
+          <w:tcPr>
+            <w:tcW w:type="dxa" w:w="2160"/>
+            <w:shd w:fill="F7FAFC"/>
+            <w:tcMar>
+              <w:top w:w="80" w:type="dxa"/>
+              <w:bottom w:w="80" w:type="dxa"/>
+              <w:left w:w="150" w:type="dxa"/>
+              <w:right w:w="150" w:type="dxa"/>
+            </w:tcMar>
+          </w:tcPr>
+          <w:p>
+            <w:r>
+              <w:rPr>
+                <w:b/>
+                <w:color w:val="718096"/>
+                <w:sz w:val="19"/>
+              </w:rPr>
+              <w:t>Standard</w:t>
+            </w:r>
+          </w:p>
+        </w:tc>
+        <w:tc>
+          <w:tcPr>
+            <w:tcW w:type="dxa" w:w="4320"/>
+            <w:shd w:fill="F7FAFC"/>
+            <w:tcMar>
+              <w:top w:w="80" w:type="dxa"/>
+              <w:bottom w:w="80" w:type="dxa"/>
+              <w:left w:w="150" w:type="dxa"/>
+              <w:right w:w="150" w:type="dxa"/>
+            </w:tcMar>
+          </w:tcPr>
+          <w:p>
+            <w:r>
+              <w:rPr>
+                <w:b/>
+                <w:color w:val="2D3748"/>
+                <w:sz w:val="19"/>
+              </w:rPr>
+              <w:t>Isolation Of Elements — Core Principles &amp; Governing Laws</w:t>
+            </w:r>
+          </w:p>
+        </w:tc>
+        <w:tc>
+          <w:tcPr>
+            <w:tcW w:type="dxa" w:w="1728"/>
+            <w:shd w:fill="F7FAFC"/>
+            <w:tcMar>
+              <w:top w:w="80" w:type="dxa"/>
+              <w:bottom w:w="80" w:type="dxa"/>
+              <w:left w:w="150" w:type="dxa"/>
+              <w:right w:w="150" w:type="dxa"/>
+            </w:tcMar>
+          </w:tcPr>
+          <w:p>
+            <w:r>
+              <w:rPr>
+                <w:sz w:val="19"/>
+              </w:rPr>
+              <w:t>1 PYQs</w:t>
+            </w:r>
+          </w:p>
+        </w:tc>
+        <w:tc>
+          <w:tcPr>
+            <w:tcW w:type="dxa" w:w="1872"/>
+            <w:shd w:fill="F7FAFC"/>
+            <w:tcMar>
+              <w:top w:w="80" w:type="dxa"/>
+              <w:bottom w:w="80" w:type="dxa"/>
+              <w:left w:w="150" w:type="dxa"/>
+              <w:right w:w="150" w:type="dxa"/>
+            </w:tcMar>
+          </w:tcPr>
+          <w:p>
+            <w:r>
+              <w:rPr>
+                <w:color w:val="718096"/>
+                <w:sz w:val="19"/>
+              </w:rPr>
+              <w:t>Core Principle</w:t>
             </w:r>
           </w:p>
         </w:tc>
@@ -311,6 +485,98 @@
           </w:p>
         </w:tc>
       </w:tr>
+      <w:tr>
+        <w:tc>
+          <w:tcPr>
+            <w:tcW w:type="dxa" w:w="3600"/>
+            <w:shd w:fill="F7FAFC"/>
+            <w:tcMar>
+              <w:top w:w="100" w:type="dxa"/>
+              <w:bottom w:w="100" w:type="dxa"/>
+              <w:left w:w="150" w:type="dxa"/>
+              <w:right w:w="150" w:type="dxa"/>
+            </w:tcMar>
+          </w:tcPr>
+          <w:p>
+            <w:r>
+              <w:rPr>
+                <w:b/>
+                <w:color w:val="1A365D"/>
+                <w:sz w:val="19"/>
+              </w:rPr>
+              <w:t>Isolation Of Elements — Applied Cases, Reactions &amp; Traps</w:t>
+            </w:r>
+          </w:p>
+        </w:tc>
+        <w:tc>
+          <w:tcPr>
+            <w:tcW w:type="dxa" w:w="6480"/>
+            <w:shd w:fill="F7FAFC"/>
+            <w:tcMar>
+              <w:top w:w="100" w:type="dxa"/>
+              <w:bottom w:w="100" w:type="dxa"/>
+              <w:left w:w="150" w:type="dxa"/>
+              <w:right w:w="150" w:type="dxa"/>
+            </w:tcMar>
+          </w:tcPr>
+          <w:p>
+            <w:r>
+              <w:rPr>
+                <w:rFonts w:ascii="Cambria Math" w:hAnsi="Cambria Math"/>
+                <w:color w:val="2D3748"/>
+                <w:sz w:val="19"/>
+              </w:rPr>
+              <w:t>2Al_{2}O_{3}+3C \longrightarrow 4Al+3CO_{2}, \quad SO_{2}, \quad \Delta S^{\circ}</w:t>
+            </w:r>
+          </w:p>
+        </w:tc>
+      </w:tr>
+      <w:tr>
+        <w:tc>
+          <w:tcPr>
+            <w:tcW w:type="dxa" w:w="3600"/>
+            <w:shd w:fill="FFFFFF"/>
+            <w:tcMar>
+              <w:top w:w="100" w:type="dxa"/>
+              <w:bottom w:w="100" w:type="dxa"/>
+              <w:left w:w="150" w:type="dxa"/>
+              <w:right w:w="150" w:type="dxa"/>
+            </w:tcMar>
+          </w:tcPr>
+          <w:p>
+            <w:r>
+              <w:rPr>
+                <w:b/>
+                <w:color w:val="1A365D"/>
+                <w:sz w:val="19"/>
+              </w:rPr>
+              <w:t>Isolation Of Elements — Standard Calculations &amp; Problem Archetypes</w:t>
+            </w:r>
+          </w:p>
+        </w:tc>
+        <w:tc>
+          <w:tcPr>
+            <w:tcW w:type="dxa" w:w="6480"/>
+            <w:shd w:fill="FFFFFF"/>
+            <w:tcMar>
+              <w:top w:w="100" w:type="dxa"/>
+              <w:bottom w:w="100" w:type="dxa"/>
+              <w:left w:w="150" w:type="dxa"/>
+              <w:right w:w="150" w:type="dxa"/>
+            </w:tcMar>
+          </w:tcPr>
+          <w:p>
+            <w:r>
+              <w:rPr>
+                <w:rFonts w:ascii="Cambria Math" w:hAnsi="Cambria Math"/>
+                <w:color w:val="2D3748"/>
+                <w:sz w:val="19"/>
+              </w:rPr>
+              <w:t>Fe_{2}O_{3}</w:t>
+            </w:r>
+          </w:p>
+        </w:tc>
+      </w:tr>
     </w:tbl>
     <w:p>
       <w:pPr>
@@ -338,7 +604,7 @@
           <w:color w:val="2B6CB0"/>
           <w:sz w:val="24"/>
         </w:rPr>
-        <w:t>3.1 Kcet Metallurgy - Core Application (High Yield — 10 PYQs)</w:t>
+        <w:t>3.1 Isolation Of Elements — Applied Cases, Reactions &amp; Traps (Moderate Yield — 7 PYQs)</w:t>
       </w:r>
     </w:p>
     <w:p>
@@ -353,7 +619,7 @@
         <w:rPr>
           <w:sz w:val="20"/>
         </w:rPr>
-        <w:t>Key problem pattern in Kcet Metallurgy.</w:t>
+        <w:t>Special cases, experimental observations, and conceptual traps designed to test deep understanding of Isolation Of Elements.</w:t>
       </w:r>
     </w:p>
     <w:tbl>
@@ -391,7 +657,7 @@
                 <w:color w:val="2D3748"/>
                 <w:sz w:val="19"/>
               </w:rPr>
-              <w:t>Watch for algebraic and sign errors.</w:t>
+              <w:t>Read questions carefully for keywords like 'incorrect', 'not true', or non-standard conditions.</w:t>
             </w:r>
           </w:p>
         </w:tc>
@@ -432,7 +698,7 @@
                 <w:color w:val="2D3748"/>
                 <w:sz w:val="19"/>
               </w:rPr>
-              <w:t>Verify dimensions and boundary conditions.</w:t>
+              <w:t>Elimination of extreme or unphysical answer choices improves accuracy in assertion-reason and multiple-statement questions.</w:t>
             </w:r>
           </w:p>
         </w:tc>
@@ -530,6 +796,368 @@
           <w:sz w:val="18"/>
         </w:rPr>
         <w:t>[Ans: A]</w:t>
+      </w:r>
+    </w:p>
+    <w:p>
+      <w:pPr>
+        <w:spacing w:after="120"/>
+      </w:pPr>
+    </w:p>
+    <w:p>
+      <w:pPr>
+        <w:pStyle w:val="Heading2"/>
+      </w:pPr>
+      <w:r>
+        <w:rPr>
+          <w:color w:val="2B6CB0"/>
+          <w:sz w:val="24"/>
+        </w:rPr>
+        <w:t>3.2 Isolation Of Elements — Standard Calculations &amp; Problem Archetypes (Moderate Yield — 3 PYQs)</w:t>
+      </w:r>
+    </w:p>
+    <w:p>
+      <w:r>
+        <w:rPr>
+          <w:b/>
+          <w:sz w:val="20"/>
+        </w:rPr>
+        <w:t xml:space="preserve">Core Principle: </w:t>
+      </w:r>
+      <w:r>
+        <w:rPr>
+          <w:sz w:val="20"/>
+        </w:rPr>
+        <w:t>Quantitative numerical problem-solving techniques and standard question patterns frequently seen in Isolation Of Elements.</w:t>
+      </w:r>
+    </w:p>
+    <w:tbl>
+      <w:tblPr>
+        <w:tblW w:type="auto" w:w="0"/>
+        <w:jc w:val="center"/>
+        <w:tblLook w:firstColumn="1" w:firstRow="1" w:lastColumn="0" w:lastRow="0" w:noHBand="0" w:noVBand="1" w:val="04A0"/>
+      </w:tblPr>
+      <w:tblGrid>
+        <w:gridCol w:w="10080"/>
+      </w:tblGrid>
+      <w:tr>
+        <w:tc>
+          <w:tcPr>
+            <w:tcW w:type="dxa" w:w="10080"/>
+            <w:shd w:fill="FFF5F5"/>
+            <w:tcMar>
+              <w:top w:w="100" w:type="dxa"/>
+              <w:bottom w:w="100" w:type="dxa"/>
+              <w:left w:w="150" w:type="dxa"/>
+              <w:right w:w="150" w:type="dxa"/>
+            </w:tcMar>
+          </w:tcPr>
+          <w:p>
+            <w:r>
+              <w:rPr>
+                <w:b/>
+                <w:color w:val="C53030"/>
+                <w:sz w:val="19"/>
+              </w:rPr>
+              <w:t xml:space="preserve">⚠️ Common Trap / JEE Pitfall: </w:t>
+            </w:r>
+            <w:r>
+              <w:rPr>
+                <w:color w:val="2D3748"/>
+                <w:sz w:val="19"/>
+              </w:rPr>
+              <w:t>Watch for algebraic rounding, stoichiometric balancing, and boundary condition checks.</w:t>
+            </w:r>
+          </w:p>
+        </w:tc>
+      </w:tr>
+    </w:tbl>
+    <w:tbl>
+      <w:tblPr>
+        <w:tblW w:type="auto" w:w="0"/>
+        <w:jc w:val="center"/>
+        <w:tblLook w:firstColumn="1" w:firstRow="1" w:lastColumn="0" w:lastRow="0" w:noHBand="0" w:noVBand="1" w:val="04A0"/>
+      </w:tblPr>
+      <w:tblGrid>
+        <w:gridCol w:w="10080"/>
+      </w:tblGrid>
+      <w:tr>
+        <w:tc>
+          <w:tcPr>
+            <w:tcW w:type="dxa" w:w="10080"/>
+            <w:shd w:fill="F0FFF4"/>
+            <w:tcMar>
+              <w:top w:w="100" w:type="dxa"/>
+              <w:bottom w:w="100" w:type="dxa"/>
+              <w:left w:w="150" w:type="dxa"/>
+              <w:right w:w="150" w:type="dxa"/>
+            </w:tcMar>
+          </w:tcPr>
+          <w:p>
+            <w:r>
+              <w:rPr>
+                <w:b/>
+                <w:color w:val="276749"/>
+                <w:sz w:val="19"/>
+              </w:rPr>
+              <w:t xml:space="preserve">💡 Speed Hack / Trick: </w:t>
+            </w:r>
+            <w:r>
+              <w:rPr>
+                <w:color w:val="2D3748"/>
+                <w:sz w:val="19"/>
+              </w:rPr>
+              <w:t>Dimensional consistency checks and ratio comparisons can quickly eliminate incorrect options.</w:t>
+            </w:r>
+          </w:p>
+        </w:tc>
+      </w:tr>
+    </w:tbl>
+    <w:p>
+      <w:pPr>
+        <w:spacing w:before="120" w:after="40"/>
+      </w:pPr>
+      <w:r>
+        <w:rPr>
+          <w:b/>
+          <w:color w:val="1A365D"/>
+          <w:sz w:val="19"/>
+        </w:rPr>
+        <w:t>Source PYQs testing this concept:</w:t>
+      </w:r>
+    </w:p>
+    <w:p>
+      <w:pPr>
+        <w:pStyle w:val="ListBullet"/>
+        <w:spacing w:after="40"/>
+      </w:pPr>
+      <w:r>
+        <w:rPr>
+          <w:b/>
+          <w:sz w:val="18"/>
+        </w:rPr>
+        <w:t xml:space="preserve">[2020 Shift] Q#1 (MCQ): </w:t>
+      </w:r>
+      <w:r>
+        <w:rPr>
+          <w:sz w:val="18"/>
+        </w:rPr>
+        <w:t xml:space="preserve">"Function of potassium ethyl xanthate in froth floatation process is to make the ore..."  </w:t>
+      </w:r>
+      <w:r>
+        <w:rPr>
+          <w:b/>
+          <w:color w:val="2B6CB0"/>
+          <w:sz w:val="18"/>
+        </w:rPr>
+        <w:t>[Ans: N/A]</w:t>
+      </w:r>
+    </w:p>
+    <w:p>
+      <w:pPr>
+        <w:pStyle w:val="ListBullet"/>
+        <w:spacing w:after="40"/>
+      </w:pPr>
+      <w:r>
+        <w:rPr>
+          <w:b/>
+          <w:sz w:val="18"/>
+        </w:rPr>
+        <w:t xml:space="preserve">[2020 Shift] Q#4 (MCQ): </w:t>
+      </w:r>
+      <w:r>
+        <w:rPr>
+          <w:sz w:val="18"/>
+        </w:rPr>
+        <w:t xml:space="preserve">"Copper is extracted from copper pyrites by..."  </w:t>
+      </w:r>
+      <w:r>
+        <w:rPr>
+          <w:b/>
+          <w:color w:val="2B6CB0"/>
+          <w:sz w:val="18"/>
+        </w:rPr>
+        <w:t>[Ans: N/A]</w:t>
+      </w:r>
+    </w:p>
+    <w:p>
+      <w:pPr>
+        <w:pStyle w:val="ListBullet"/>
+        <w:spacing w:after="40"/>
+      </w:pPr>
+      <w:r>
+        <w:rPr>
+          <w:b/>
+          <w:sz w:val="18"/>
+        </w:rPr>
+        <w:t xml:space="preserve">[2018 Shift] Q#1 (MCQ): </w:t>
+      </w:r>
+      <w:r>
+        <w:rPr>
+          <w:sz w:val="18"/>
+        </w:rPr>
+        <w:t xml:space="preserve">"The common impurity present in bauxite is..."  </w:t>
+      </w:r>
+      <w:r>
+        <w:rPr>
+          <w:b/>
+          <w:color w:val="2B6CB0"/>
+          <w:sz w:val="18"/>
+        </w:rPr>
+        <w:t>[Ans: C]</w:t>
+      </w:r>
+    </w:p>
+    <w:p>
+      <w:pPr>
+        <w:spacing w:after="120"/>
+      </w:pPr>
+    </w:p>
+    <w:p>
+      <w:pPr>
+        <w:pStyle w:val="Heading2"/>
+      </w:pPr>
+      <w:r>
+        <w:rPr>
+          <w:color w:val="2B6CB0"/>
+          <w:sz w:val="24"/>
+        </w:rPr>
+        <w:t>3.3 Isolation Of Elements — Core Principles &amp; Governing Laws (Standard Yield — 1 PYQs)</w:t>
+      </w:r>
+    </w:p>
+    <w:p>
+      <w:r>
+        <w:rPr>
+          <w:b/>
+          <w:sz w:val="20"/>
+        </w:rPr>
+        <w:t xml:space="preserve">Core Principle: </w:t>
+      </w:r>
+      <w:r>
+        <w:rPr>
+          <w:sz w:val="20"/>
+        </w:rPr>
+        <w:t>Fundamental definitions, core postulates, and governing physical/chemical relations in Isolation Of Elements.</w:t>
+      </w:r>
+    </w:p>
+    <w:tbl>
+      <w:tblPr>
+        <w:tblW w:type="auto" w:w="0"/>
+        <w:jc w:val="center"/>
+        <w:tblLook w:firstColumn="1" w:firstRow="1" w:lastColumn="0" w:lastRow="0" w:noHBand="0" w:noVBand="1" w:val="04A0"/>
+      </w:tblPr>
+      <w:tblGrid>
+        <w:gridCol w:w="10080"/>
+      </w:tblGrid>
+      <w:tr>
+        <w:tc>
+          <w:tcPr>
+            <w:tcW w:type="dxa" w:w="10080"/>
+            <w:shd w:fill="FFF5F5"/>
+            <w:tcMar>
+              <w:top w:w="100" w:type="dxa"/>
+              <w:bottom w:w="100" w:type="dxa"/>
+              <w:left w:w="150" w:type="dxa"/>
+              <w:right w:w="150" w:type="dxa"/>
+            </w:tcMar>
+          </w:tcPr>
+          <w:p>
+            <w:r>
+              <w:rPr>
+                <w:b/>
+                <w:color w:val="C53030"/>
+                <w:sz w:val="19"/>
+              </w:rPr>
+              <w:t xml:space="preserve">⚠️ Common Trap / JEE Pitfall: </w:t>
+            </w:r>
+            <w:r>
+              <w:rPr>
+                <w:color w:val="2D3748"/>
+                <w:sz w:val="19"/>
+              </w:rPr>
+              <w:t>Carefully verify units, standard reference states, and sign conventions in Isolation Of Elements.</w:t>
+            </w:r>
+          </w:p>
+        </w:tc>
+      </w:tr>
+    </w:tbl>
+    <w:tbl>
+      <w:tblPr>
+        <w:tblW w:type="auto" w:w="0"/>
+        <w:jc w:val="center"/>
+        <w:tblLook w:firstColumn="1" w:firstRow="1" w:lastColumn="0" w:lastRow="0" w:noHBand="0" w:noVBand="1" w:val="04A0"/>
+      </w:tblPr>
+      <w:tblGrid>
+        <w:gridCol w:w="10080"/>
+      </w:tblGrid>
+      <w:tr>
+        <w:tc>
+          <w:tcPr>
+            <w:tcW w:type="dxa" w:w="10080"/>
+            <w:shd w:fill="F0FFF4"/>
+            <w:tcMar>
+              <w:top w:w="100" w:type="dxa"/>
+              <w:bottom w:w="100" w:type="dxa"/>
+              <w:left w:w="150" w:type="dxa"/>
+              <w:right w:w="150" w:type="dxa"/>
+            </w:tcMar>
+          </w:tcPr>
+          <w:p>
+            <w:r>
+              <w:rPr>
+                <w:b/>
+                <w:color w:val="276749"/>
+                <w:sz w:val="19"/>
+              </w:rPr>
+              <w:t xml:space="preserve">💡 Speed Hack / Trick: </w:t>
+            </w:r>
+            <w:r>
+              <w:rPr>
+                <w:color w:val="2D3748"/>
+                <w:sz w:val="19"/>
+              </w:rPr>
+              <w:t>Focus on high-yield formulas and standard limiting approximations tested in Isolation Of Elements PYQs.</w:t>
+            </w:r>
+          </w:p>
+        </w:tc>
+      </w:tr>
+    </w:tbl>
+    <w:p>
+      <w:pPr>
+        <w:spacing w:before="120" w:after="40"/>
+      </w:pPr>
+      <w:r>
+        <w:rPr>
+          <w:b/>
+          <w:color w:val="1A365D"/>
+          <w:sz w:val="19"/>
+        </w:rPr>
+        <w:t>Source PYQs testing this concept:</w:t>
+      </w:r>
+    </w:p>
+    <w:p>
+      <w:pPr>
+        <w:pStyle w:val="ListBullet"/>
+        <w:spacing w:after="40"/>
+      </w:pPr>
+      <w:r>
+        <w:rPr>
+          <w:b/>
+          <w:sz w:val="18"/>
+        </w:rPr>
+        <w:t xml:space="preserve">[2018 Shift] Q#4 (MCQ): </w:t>
+      </w:r>
+      <w:r>
+        <w:rPr>
+          <w:sz w:val="18"/>
+        </w:rPr>
+        <w:t xml:space="preserve">"Electrolytic refining is used to purify which of the following metals?..."  </w:t>
+      </w:r>
+      <w:r>
+        <w:rPr>
+          <w:b/>
+          <w:color w:val="2B6CB0"/>
+          <w:sz w:val="18"/>
+        </w:rPr>
+        <w:t>[Ans: N/A]</w:t>
       </w:r>
     </w:p>
     <w:p>
@@ -660,6 +1288,248 @@
               <w:t>Solution Analysis:</w:t>
               <w:br/>
               <w:t>The incorrect statement about Hall-Heroult process is given in option (d). It is because in this process oxidation state of oxygen remains same in the overall cell reaction. 2Al_(2)O_(3)+3C → 4Al+3CO_(2)</w:t>
+            </w:r>
+          </w:p>
+        </w:tc>
+      </w:tr>
+    </w:tbl>
+    <w:p>
+      <w:pPr>
+        <w:spacing w:after="120"/>
+      </w:pPr>
+    </w:p>
+    <w:p>
+      <w:pPr>
+        <w:spacing w:before="160" w:after="40"/>
+      </w:pPr>
+      <w:r>
+        <w:rPr>
+          <w:b/>
+          <w:color w:val="1A365D"/>
+          <w:sz w:val="22"/>
+        </w:rPr>
+        <w:t>Benchmark Problem 2: KCET 2020 (Q#1)</w:t>
+      </w:r>
+    </w:p>
+    <w:p>
+      <w:pPr>
+        <w:spacing w:after="80"/>
+      </w:pPr>
+      <w:r>
+        <w:rPr>
+          <w:sz w:val="20"/>
+        </w:rPr>
+        <w:t>Function of potassium ethyl xanthate in froth floatation process is to make the ore</w:t>
+      </w:r>
+    </w:p>
+    <w:p>
+      <w:pPr>
+        <w:pStyle w:val="ListBullet"/>
+        <w:spacing w:after="20"/>
+      </w:pPr>
+      <w:r>
+        <w:rPr>
+          <w:sz w:val="19"/>
+        </w:rPr>
+        <w:t>(A) lighter</w:t>
+      </w:r>
+    </w:p>
+    <w:p>
+      <w:pPr>
+        <w:pStyle w:val="ListBullet"/>
+        <w:spacing w:after="20"/>
+      </w:pPr>
+      <w:r>
+        <w:rPr>
+          <w:sz w:val="19"/>
+        </w:rPr>
+        <w:t>(B) hydrophobic</w:t>
+      </w:r>
+    </w:p>
+    <w:p>
+      <w:pPr>
+        <w:pStyle w:val="ListBullet"/>
+        <w:spacing w:after="20"/>
+      </w:pPr>
+      <w:r>
+        <w:rPr>
+          <w:sz w:val="19"/>
+        </w:rPr>
+        <w:t>(C) hydrophilic</w:t>
+      </w:r>
+    </w:p>
+    <w:p>
+      <w:pPr>
+        <w:pStyle w:val="ListBullet"/>
+        <w:spacing w:after="20"/>
+      </w:pPr>
+      <w:r>
+        <w:rPr>
+          <w:sz w:val="19"/>
+        </w:rPr>
+        <w:t>(D) heavier</w:t>
+      </w:r>
+    </w:p>
+    <w:tbl>
+      <w:tblPr>
+        <w:tblW w:type="auto" w:w="0"/>
+        <w:jc w:val="center"/>
+        <w:tblLook w:firstColumn="1" w:firstRow="1" w:lastColumn="0" w:lastRow="0" w:noHBand="0" w:noVBand="1" w:val="04A0"/>
+      </w:tblPr>
+      <w:tblGrid>
+        <w:gridCol w:w="10080"/>
+      </w:tblGrid>
+      <w:tr>
+        <w:tc>
+          <w:tcPr>
+            <w:tcW w:type="dxa" w:w="10080"/>
+            <w:shd w:fill="F7FAFC"/>
+            <w:tcMar>
+              <w:top w:w="100" w:type="dxa"/>
+              <w:bottom w:w="100" w:type="dxa"/>
+              <w:left w:w="150" w:type="dxa"/>
+              <w:right w:w="150" w:type="dxa"/>
+            </w:tcMar>
+          </w:tcPr>
+          <w:p>
+            <w:r>
+              <w:rPr>
+                <w:b/>
+                <w:color w:val="1A365D"/>
+                <w:sz w:val="19"/>
+              </w:rPr>
+              <w:t>Correct Answer: None</w:t>
+              <w:br/>
+            </w:r>
+            <w:r>
+              <w:rPr>
+                <w:color w:val="2D3748"/>
+                <w:sz w:val="18"/>
+              </w:rPr>
+              <w:t>Solution Analysis:</w:t>
+              <w:br/>
+              <w:t>The role/function of potassium ethyl xanthate in the froth floatation process is to increase the non-wettability of mineral particles by making it hydrophobic. These are also given the name collectors.</w:t>
+            </w:r>
+          </w:p>
+        </w:tc>
+      </w:tr>
+    </w:tbl>
+    <w:p>
+      <w:pPr>
+        <w:spacing w:after="120"/>
+      </w:pPr>
+    </w:p>
+    <w:p>
+      <w:pPr>
+        <w:spacing w:before="160" w:after="40"/>
+      </w:pPr>
+      <w:r>
+        <w:rPr>
+          <w:b/>
+          <w:color w:val="1A365D"/>
+          <w:sz w:val="22"/>
+        </w:rPr>
+        <w:t>Benchmark Problem 3: KCET 2018 (Q#4)</w:t>
+      </w:r>
+    </w:p>
+    <w:p>
+      <w:pPr>
+        <w:spacing w:after="80"/>
+      </w:pPr>
+      <w:r>
+        <w:rPr>
+          <w:sz w:val="20"/>
+        </w:rPr>
+        <w:t>Electrolytic refining is used to purify which of the following metals?</w:t>
+      </w:r>
+    </w:p>
+    <w:p>
+      <w:pPr>
+        <w:pStyle w:val="ListBullet"/>
+        <w:spacing w:after="20"/>
+      </w:pPr>
+      <w:r>
+        <w:rPr>
+          <w:sz w:val="19"/>
+        </w:rPr>
+        <w:t>(A) Cu and Zn</w:t>
+      </w:r>
+    </w:p>
+    <w:p>
+      <w:pPr>
+        <w:pStyle w:val="ListBullet"/>
+        <w:spacing w:after="20"/>
+      </w:pPr>
+      <w:r>
+        <w:rPr>
+          <w:sz w:val="19"/>
+        </w:rPr>
+        <w:t>(B) Ge and Si</w:t>
+      </w:r>
+    </w:p>
+    <w:p>
+      <w:pPr>
+        <w:pStyle w:val="ListBullet"/>
+        <w:spacing w:after="20"/>
+      </w:pPr>
+      <w:r>
+        <w:rPr>
+          <w:sz w:val="19"/>
+        </w:rPr>
+        <w:t>(C) Z and Ti</w:t>
+      </w:r>
+    </w:p>
+    <w:p>
+      <w:pPr>
+        <w:pStyle w:val="ListBullet"/>
+        <w:spacing w:after="20"/>
+      </w:pPr>
+      <w:r>
+        <w:rPr>
+          <w:sz w:val="19"/>
+        </w:rPr>
+        <w:t>(D) Zn and Hg</w:t>
+      </w:r>
+    </w:p>
+    <w:tbl>
+      <w:tblPr>
+        <w:tblW w:type="auto" w:w="0"/>
+        <w:jc w:val="center"/>
+        <w:tblLook w:firstColumn="1" w:firstRow="1" w:lastColumn="0" w:lastRow="0" w:noHBand="0" w:noVBand="1" w:val="04A0"/>
+      </w:tblPr>
+      <w:tblGrid>
+        <w:gridCol w:w="10080"/>
+      </w:tblGrid>
+      <w:tr>
+        <w:tc>
+          <w:tcPr>
+            <w:tcW w:type="dxa" w:w="10080"/>
+            <w:shd w:fill="F7FAFC"/>
+            <w:tcMar>
+              <w:top w:w="100" w:type="dxa"/>
+              <w:bottom w:w="100" w:type="dxa"/>
+              <w:left w:w="150" w:type="dxa"/>
+              <w:right w:w="150" w:type="dxa"/>
+            </w:tcMar>
+          </w:tcPr>
+          <w:p>
+            <w:r>
+              <w:rPr>
+                <w:b/>
+                <w:color w:val="1A365D"/>
+                <w:sz w:val="19"/>
+              </w:rPr>
+              <w:t>Correct Answer: None</w:t>
+              <w:br/>
+            </w:r>
+            <w:r>
+              <w:rPr>
+                <w:color w:val="2D3748"/>
+                <w:sz w:val="18"/>
+              </w:rPr>
+              <w:t>Solution Analysis:</w:t>
+              <w:br/>
+              <w:t>Electrolytic refining is a process in which an impure metal is made the anode in an electrolytic cell, and a pure metal is deposited on the cathode. This method is commonly used because the impurities either remain in the solution or form a sludge that can be removed, leaving behind a highly pure metal. Among the options given: • Copper (Cu) is the classic example of a metal refined by this method. In the electrolytic refining of copper, impure copper is used as the anode and a thin strip of pure copper serves as the cathode. When current is passed through the cell, copper ions dissolve from the anode and deposit on the cathode as pure copper. • Zinc (Zn) can also be refined by an electrolytic process, although it is not as widely known as copper refining. Under controlled conditions, impure zinc can be purified using a similar principle. The other options include metals like germanium (Ge), silicon (Si), titanium (Ti), and mercury (Hg), which are not typically purified by electrolytic refining. Thus, the correct answer is: Option A: Cu and Zn.</w:t>
             </w:r>
           </w:p>
         </w:tc>

--- a/data/exports/kcet-metallurgy_revision_notes.docx
+++ b/data/exports/kcet-metallurgy_revision_notes.docx
@@ -13,7 +13,7 @@
           <w:color w:val="1A365D"/>
           <w:sz w:val="44"/>
         </w:rPr>
-        <w:t>JEE MAIN REVISION MASTER: METALLURGY 2026 0 QUESTIONS 0% WEIGHTAGE</w:t>
+        <w:t>JEE MAIN REVISION MASTER: METALLURGY</w:t>
       </w:r>
     </w:p>
     <w:p>
@@ -189,7 +189,7 @@
                 <w:color w:val="2D3748"/>
                 <w:sz w:val="19"/>
               </w:rPr>
-              <w:t>Isolation Of Elements — Applied Cases, Reactions &amp; Traps</w:t>
+              <w:t>Isolation Of Elements — Core Principles &amp; Governing Laws</w:t>
             </w:r>
           </w:p>
         </w:tc>
@@ -209,7 +209,7 @@
               <w:rPr>
                 <w:sz w:val="19"/>
               </w:rPr>
-              <w:t>7 PYQs</w:t>
+              <w:t>5 PYQs</w:t>
             </w:r>
           </w:p>
         </w:tc>
@@ -230,7 +230,7 @@
                 <w:color w:val="718096"/>
                 <w:sz w:val="19"/>
               </w:rPr>
-              <w:t>Applied Topics</w:t>
+              <w:t>Core Principle</w:t>
             </w:r>
           </w:p>
         </w:tc>
@@ -276,7 +276,7 @@
                 <w:color w:val="2D3748"/>
                 <w:sz w:val="19"/>
               </w:rPr>
-              <w:t>Isolation Of Elements — Standard Calculations &amp; Problem Archetypes</w:t>
+              <w:t>Isolation Of Elements — Applied Cases, Reactions &amp; Traps</w:t>
             </w:r>
           </w:p>
         </w:tc>
@@ -296,7 +296,7 @@
               <w:rPr>
                 <w:sz w:val="19"/>
               </w:rPr>
-              <w:t>3 PYQs</w:t>
+              <w:t>5 PYQs</w:t>
             </w:r>
           </w:p>
         </w:tc>
@@ -317,7 +317,7 @@
                 <w:color w:val="718096"/>
                 <w:sz w:val="19"/>
               </w:rPr>
-              <w:t>Quantitative Analysis</w:t>
+              <w:t>Applied Topics</w:t>
             </w:r>
           </w:p>
         </w:tc>
@@ -363,7 +363,7 @@
                 <w:color w:val="2D3748"/>
                 <w:sz w:val="19"/>
               </w:rPr>
-              <w:t>Isolation Of Elements — Core Principles &amp; Governing Laws</w:t>
+              <w:t>Isolation Of Elements — Standard Calculations &amp; Problem Archetypes</w:t>
             </w:r>
           </w:p>
         </w:tc>
@@ -383,7 +383,7 @@
               <w:rPr>
                 <w:sz w:val="19"/>
               </w:rPr>
-              <w:t>1 PYQs</w:t>
+              <w:t>0 PYQs</w:t>
             </w:r>
           </w:p>
         </w:tc>
@@ -404,7 +404,7 @@
                 <w:color w:val="718096"/>
                 <w:sz w:val="19"/>
               </w:rPr>
-              <w:t>Core Principle</w:t>
+              <w:t>Quantitative Analysis</w:t>
             </w:r>
           </w:p>
         </w:tc>
@@ -504,7 +504,7 @@
                 <w:color w:val="1A365D"/>
                 <w:sz w:val="19"/>
               </w:rPr>
-              <w:t>Isolation Of Elements — Applied Cases, Reactions &amp; Traps</w:t>
+              <w:t>Isolation Of Elements — Core Principles &amp; Governing Laws</w:t>
             </w:r>
           </w:p>
         </w:tc>
@@ -526,7 +526,7 @@
                 <w:color w:val="2D3748"/>
                 <w:sz w:val="19"/>
               </w:rPr>
-              <w:t>2Al_{2}O_{3}+3C \longrightarrow 4Al+3CO_{2}, \quad SO_{2}, \quad \Delta S^{\circ}</w:t>
+              <w:t>Fe_{2}O_{3}, \quad SO_{2}</w:t>
             </w:r>
           </w:p>
         </w:tc>
@@ -550,7 +550,7 @@
                 <w:color w:val="1A365D"/>
                 <w:sz w:val="19"/>
               </w:rPr>
-              <w:t>Isolation Of Elements — Standard Calculations &amp; Problem Archetypes</w:t>
+              <w:t>Isolation Of Elements — Applied Cases, Reactions &amp; Traps</w:t>
             </w:r>
           </w:p>
         </w:tc>
@@ -572,7 +572,7 @@
                 <w:color w:val="2D3748"/>
                 <w:sz w:val="19"/>
               </w:rPr>
-              <w:t>Fe_{2}O_{3}</w:t>
+              <w:t>2Al_{2}O_{3}+3C \longrightarrow 4Al+3CO_{2}, \quad \Delta G^{\circ}, \quad Fe_{2}O_{3}+3CO \rightarrow 2Fe+3CO_{2}</w:t>
             </w:r>
           </w:p>
         </w:tc>
@@ -604,7 +604,215 @@
           <w:color w:val="2B6CB0"/>
           <w:sz w:val="24"/>
         </w:rPr>
-        <w:t>3.1 Isolation Of Elements — Applied Cases, Reactions &amp; Traps (Moderate Yield — 7 PYQs)</w:t>
+        <w:t>3.1 Isolation Of Elements — Core Principles &amp; Governing Laws (Moderate Yield — 5 PYQs)</w:t>
+      </w:r>
+    </w:p>
+    <w:p>
+      <w:r>
+        <w:rPr>
+          <w:b/>
+          <w:sz w:val="20"/>
+        </w:rPr>
+        <w:t xml:space="preserve">Core Principle: </w:t>
+      </w:r>
+      <w:r>
+        <w:rPr>
+          <w:sz w:val="20"/>
+        </w:rPr>
+        <w:t>Fundamental definitions, core postulates, and governing physical/chemical relations in Isolation Of Elements.</w:t>
+      </w:r>
+    </w:p>
+    <w:tbl>
+      <w:tblPr>
+        <w:tblW w:type="auto" w:w="0"/>
+        <w:jc w:val="center"/>
+        <w:tblLook w:firstColumn="1" w:firstRow="1" w:lastColumn="0" w:lastRow="0" w:noHBand="0" w:noVBand="1" w:val="04A0"/>
+      </w:tblPr>
+      <w:tblGrid>
+        <w:gridCol w:w="10080"/>
+      </w:tblGrid>
+      <w:tr>
+        <w:tc>
+          <w:tcPr>
+            <w:tcW w:type="dxa" w:w="10080"/>
+            <w:shd w:fill="FFF5F5"/>
+            <w:tcMar>
+              <w:top w:w="100" w:type="dxa"/>
+              <w:bottom w:w="100" w:type="dxa"/>
+              <w:left w:w="150" w:type="dxa"/>
+              <w:right w:w="150" w:type="dxa"/>
+            </w:tcMar>
+          </w:tcPr>
+          <w:p>
+            <w:r>
+              <w:rPr>
+                <w:b/>
+                <w:color w:val="C53030"/>
+                <w:sz w:val="19"/>
+              </w:rPr>
+              <w:t xml:space="preserve">⚠️ Common Trap / JEE Pitfall: </w:t>
+            </w:r>
+            <w:r>
+              <w:rPr>
+                <w:color w:val="2D3748"/>
+                <w:sz w:val="19"/>
+              </w:rPr>
+              <w:t>Carefully verify units, standard reference states, and sign conventions in Isolation Of Elements.</w:t>
+            </w:r>
+          </w:p>
+        </w:tc>
+      </w:tr>
+    </w:tbl>
+    <w:tbl>
+      <w:tblPr>
+        <w:tblW w:type="auto" w:w="0"/>
+        <w:jc w:val="center"/>
+        <w:tblLook w:firstColumn="1" w:firstRow="1" w:lastColumn="0" w:lastRow="0" w:noHBand="0" w:noVBand="1" w:val="04A0"/>
+      </w:tblPr>
+      <w:tblGrid>
+        <w:gridCol w:w="10080"/>
+      </w:tblGrid>
+      <w:tr>
+        <w:tc>
+          <w:tcPr>
+            <w:tcW w:type="dxa" w:w="10080"/>
+            <w:shd w:fill="F0FFF4"/>
+            <w:tcMar>
+              <w:top w:w="100" w:type="dxa"/>
+              <w:bottom w:w="100" w:type="dxa"/>
+              <w:left w:w="150" w:type="dxa"/>
+              <w:right w:w="150" w:type="dxa"/>
+            </w:tcMar>
+          </w:tcPr>
+          <w:p>
+            <w:r>
+              <w:rPr>
+                <w:b/>
+                <w:color w:val="276749"/>
+                <w:sz w:val="19"/>
+              </w:rPr>
+              <w:t xml:space="preserve">💡 Speed Hack / Trick: </w:t>
+            </w:r>
+            <w:r>
+              <w:rPr>
+                <w:color w:val="2D3748"/>
+                <w:sz w:val="19"/>
+              </w:rPr>
+              <w:t>Focus on high-yield formulas and standard limiting approximations tested in Isolation Of Elements PYQs.</w:t>
+            </w:r>
+          </w:p>
+        </w:tc>
+      </w:tr>
+    </w:tbl>
+    <w:p>
+      <w:pPr>
+        <w:spacing w:before="120" w:after="40"/>
+      </w:pPr>
+      <w:r>
+        <w:rPr>
+          <w:b/>
+          <w:color w:val="1A365D"/>
+          <w:sz w:val="19"/>
+        </w:rPr>
+        <w:t>Source PYQs testing this concept:</w:t>
+      </w:r>
+    </w:p>
+    <w:p>
+      <w:pPr>
+        <w:pStyle w:val="ListBullet"/>
+        <w:spacing w:after="40"/>
+      </w:pPr>
+      <w:r>
+        <w:rPr>
+          <w:b/>
+          <w:sz w:val="18"/>
+        </w:rPr>
+        <w:t xml:space="preserve">[2020 Shift] Q#1 (MCQ): </w:t>
+      </w:r>
+      <w:r>
+        <w:rPr>
+          <w:sz w:val="18"/>
+        </w:rPr>
+        <w:t xml:space="preserve">"Function of potassium ethyl xanthate in froth floatation process is to make the ore..."  </w:t>
+      </w:r>
+      <w:r>
+        <w:rPr>
+          <w:b/>
+          <w:color w:val="2B6CB0"/>
+          <w:sz w:val="18"/>
+        </w:rPr>
+        <w:t>[Ans: N/A]</w:t>
+      </w:r>
+    </w:p>
+    <w:p>
+      <w:pPr>
+        <w:pStyle w:val="ListBullet"/>
+        <w:spacing w:after="40"/>
+      </w:pPr>
+      <w:r>
+        <w:rPr>
+          <w:b/>
+          <w:sz w:val="18"/>
+        </w:rPr>
+        <w:t xml:space="preserve">[2020 Shift] Q#2 (MCQ): </w:t>
+      </w:r>
+      <w:r>
+        <w:rPr>
+          <w:sz w:val="18"/>
+        </w:rPr>
+        <w:t xml:space="preserve">"Sulphide ore on roasting gives a gas X . X reacts with Cl_(2) in the presence of activated charcoal to give Y . Y is..."  </w:t>
+      </w:r>
+      <w:r>
+        <w:rPr>
+          <w:b/>
+          <w:color w:val="2B6CB0"/>
+          <w:sz w:val="18"/>
+        </w:rPr>
+        <w:t>[Ans: N/A]</w:t>
+      </w:r>
+    </w:p>
+    <w:p>
+      <w:pPr>
+        <w:pStyle w:val="ListBullet"/>
+        <w:spacing w:after="40"/>
+      </w:pPr>
+      <w:r>
+        <w:rPr>
+          <w:b/>
+          <w:sz w:val="18"/>
+        </w:rPr>
+        <w:t xml:space="preserve">[2020 Shift] Q#4 (MCQ): </w:t>
+      </w:r>
+      <w:r>
+        <w:rPr>
+          <w:sz w:val="18"/>
+        </w:rPr>
+        <w:t xml:space="preserve">"Copper is extracted from copper pyrites by..."  </w:t>
+      </w:r>
+      <w:r>
+        <w:rPr>
+          <w:b/>
+          <w:color w:val="2B6CB0"/>
+          <w:sz w:val="18"/>
+        </w:rPr>
+        <w:t>[Ans: N/A]</w:t>
+      </w:r>
+    </w:p>
+    <w:p>
+      <w:pPr>
+        <w:spacing w:after="120"/>
+      </w:pPr>
+    </w:p>
+    <w:p>
+      <w:pPr>
+        <w:pStyle w:val="Heading2"/>
+      </w:pPr>
+      <w:r>
+        <w:rPr>
+          <w:color w:val="2B6CB0"/>
+          <w:sz w:val="24"/>
+        </w:rPr>
+        <w:t>3.2 Isolation Of Elements — Applied Cases, Reactions &amp; Traps (Moderate Yield — 5 PYQs)</w:t>
       </w:r>
     </w:p>
     <w:p>
@@ -812,7 +1020,7 @@
           <w:color w:val="2B6CB0"/>
           <w:sz w:val="24"/>
         </w:rPr>
-        <w:t>3.2 Isolation Of Elements — Standard Calculations &amp; Problem Archetypes (Moderate Yield — 3 PYQs)</w:t>
+        <w:t>3.3 Isolation Of Elements — Standard Calculations &amp; Problem Archetypes (Standard Yield — 0 PYQs)</w:t>
       </w:r>
     </w:p>
     <w:p>
@@ -935,13 +1143,13 @@
           <w:b/>
           <w:sz w:val="18"/>
         </w:rPr>
-        <w:t xml:space="preserve">[2020 Shift] Q#1 (MCQ): </w:t>
+        <w:t xml:space="preserve">[2024 Shift] Q#1 (MCQ): </w:t>
       </w:r>
       <w:r>
         <w:rPr>
           <w:sz w:val="18"/>
         </w:rPr>
-        <w:t xml:space="preserve">"Function of potassium ethyl xanthate in froth floatation process is to make the ore..."  </w:t>
+        <w:t xml:space="preserve">"The incorrect statement about Hall -Heroult process is..."  </w:t>
       </w:r>
       <w:r>
         <w:rPr>
@@ -962,194 +1170,13 @@
           <w:b/>
           <w:sz w:val="18"/>
         </w:rPr>
-        <w:t xml:space="preserve">[2020 Shift] Q#4 (MCQ): </w:t>
+        <w:t xml:space="preserve">[2024 Shift] Q#2 (MCQ): </w:t>
       </w:r>
       <w:r>
         <w:rPr>
           <w:sz w:val="18"/>
         </w:rPr>
-        <w:t xml:space="preserve">"Copper is extracted from copper pyrites by..."  </w:t>
-      </w:r>
-      <w:r>
-        <w:rPr>
-          <w:b/>
-          <w:color w:val="2B6CB0"/>
-          <w:sz w:val="18"/>
-        </w:rPr>
-        <w:t>[Ans: N/A]</w:t>
-      </w:r>
-    </w:p>
-    <w:p>
-      <w:pPr>
-        <w:pStyle w:val="ListBullet"/>
-        <w:spacing w:after="40"/>
-      </w:pPr>
-      <w:r>
-        <w:rPr>
-          <w:b/>
-          <w:sz w:val="18"/>
-        </w:rPr>
-        <w:t xml:space="preserve">[2018 Shift] Q#1 (MCQ): </w:t>
-      </w:r>
-      <w:r>
-        <w:rPr>
-          <w:sz w:val="18"/>
-        </w:rPr>
-        <w:t xml:space="preserve">"The common impurity present in bauxite is..."  </w:t>
-      </w:r>
-      <w:r>
-        <w:rPr>
-          <w:b/>
-          <w:color w:val="2B6CB0"/>
-          <w:sz w:val="18"/>
-        </w:rPr>
-        <w:t>[Ans: C]</w:t>
-      </w:r>
-    </w:p>
-    <w:p>
-      <w:pPr>
-        <w:spacing w:after="120"/>
-      </w:pPr>
-    </w:p>
-    <w:p>
-      <w:pPr>
-        <w:pStyle w:val="Heading2"/>
-      </w:pPr>
-      <w:r>
-        <w:rPr>
-          <w:color w:val="2B6CB0"/>
-          <w:sz w:val="24"/>
-        </w:rPr>
-        <w:t>3.3 Isolation Of Elements — Core Principles &amp; Governing Laws (Standard Yield — 1 PYQs)</w:t>
-      </w:r>
-    </w:p>
-    <w:p>
-      <w:r>
-        <w:rPr>
-          <w:b/>
-          <w:sz w:val="20"/>
-        </w:rPr>
-        <w:t xml:space="preserve">Core Principle: </w:t>
-      </w:r>
-      <w:r>
-        <w:rPr>
-          <w:sz w:val="20"/>
-        </w:rPr>
-        <w:t>Fundamental definitions, core postulates, and governing physical/chemical relations in Isolation Of Elements.</w:t>
-      </w:r>
-    </w:p>
-    <w:tbl>
-      <w:tblPr>
-        <w:tblW w:type="auto" w:w="0"/>
-        <w:jc w:val="center"/>
-        <w:tblLook w:firstColumn="1" w:firstRow="1" w:lastColumn="0" w:lastRow="0" w:noHBand="0" w:noVBand="1" w:val="04A0"/>
-      </w:tblPr>
-      <w:tblGrid>
-        <w:gridCol w:w="10080"/>
-      </w:tblGrid>
-      <w:tr>
-        <w:tc>
-          <w:tcPr>
-            <w:tcW w:type="dxa" w:w="10080"/>
-            <w:shd w:fill="FFF5F5"/>
-            <w:tcMar>
-              <w:top w:w="100" w:type="dxa"/>
-              <w:bottom w:w="100" w:type="dxa"/>
-              <w:left w:w="150" w:type="dxa"/>
-              <w:right w:w="150" w:type="dxa"/>
-            </w:tcMar>
-          </w:tcPr>
-          <w:p>
-            <w:r>
-              <w:rPr>
-                <w:b/>
-                <w:color w:val="C53030"/>
-                <w:sz w:val="19"/>
-              </w:rPr>
-              <w:t xml:space="preserve">⚠️ Common Trap / JEE Pitfall: </w:t>
-            </w:r>
-            <w:r>
-              <w:rPr>
-                <w:color w:val="2D3748"/>
-                <w:sz w:val="19"/>
-              </w:rPr>
-              <w:t>Carefully verify units, standard reference states, and sign conventions in Isolation Of Elements.</w:t>
-            </w:r>
-          </w:p>
-        </w:tc>
-      </w:tr>
-    </w:tbl>
-    <w:tbl>
-      <w:tblPr>
-        <w:tblW w:type="auto" w:w="0"/>
-        <w:jc w:val="center"/>
-        <w:tblLook w:firstColumn="1" w:firstRow="1" w:lastColumn="0" w:lastRow="0" w:noHBand="0" w:noVBand="1" w:val="04A0"/>
-      </w:tblPr>
-      <w:tblGrid>
-        <w:gridCol w:w="10080"/>
-      </w:tblGrid>
-      <w:tr>
-        <w:tc>
-          <w:tcPr>
-            <w:tcW w:type="dxa" w:w="10080"/>
-            <w:shd w:fill="F0FFF4"/>
-            <w:tcMar>
-              <w:top w:w="100" w:type="dxa"/>
-              <w:bottom w:w="100" w:type="dxa"/>
-              <w:left w:w="150" w:type="dxa"/>
-              <w:right w:w="150" w:type="dxa"/>
-            </w:tcMar>
-          </w:tcPr>
-          <w:p>
-            <w:r>
-              <w:rPr>
-                <w:b/>
-                <w:color w:val="276749"/>
-                <w:sz w:val="19"/>
-              </w:rPr>
-              <w:t xml:space="preserve">💡 Speed Hack / Trick: </w:t>
-            </w:r>
-            <w:r>
-              <w:rPr>
-                <w:color w:val="2D3748"/>
-                <w:sz w:val="19"/>
-              </w:rPr>
-              <w:t>Focus on high-yield formulas and standard limiting approximations tested in Isolation Of Elements PYQs.</w:t>
-            </w:r>
-          </w:p>
-        </w:tc>
-      </w:tr>
-    </w:tbl>
-    <w:p>
-      <w:pPr>
-        <w:spacing w:before="120" w:after="40"/>
-      </w:pPr>
-      <w:r>
-        <w:rPr>
-          <w:b/>
-          <w:color w:val="1A365D"/>
-          <w:sz w:val="19"/>
-        </w:rPr>
-        <w:t>Source PYQs testing this concept:</w:t>
-      </w:r>
-    </w:p>
-    <w:p>
-      <w:pPr>
-        <w:pStyle w:val="ListBullet"/>
-        <w:spacing w:after="40"/>
-      </w:pPr>
-      <w:r>
-        <w:rPr>
-          <w:b/>
-          <w:sz w:val="18"/>
-        </w:rPr>
-        <w:t xml:space="preserve">[2018 Shift] Q#4 (MCQ): </w:t>
-      </w:r>
-      <w:r>
-        <w:rPr>
-          <w:sz w:val="18"/>
-        </w:rPr>
-        <w:t xml:space="preserve">"Electrolytic refining is used to purify which of the following metals?..."  </w:t>
+        <w:t xml:space="preserve">"Select the correct statement :..."  </w:t>
       </w:r>
       <w:r>
         <w:rPr>
@@ -1409,127 +1436,6 @@
               <w:t>Solution Analysis:</w:t>
               <w:br/>
               <w:t>The role/function of potassium ethyl xanthate in the froth floatation process is to increase the non-wettability of mineral particles by making it hydrophobic. These are also given the name collectors.</w:t>
-            </w:r>
-          </w:p>
-        </w:tc>
-      </w:tr>
-    </w:tbl>
-    <w:p>
-      <w:pPr>
-        <w:spacing w:after="120"/>
-      </w:pPr>
-    </w:p>
-    <w:p>
-      <w:pPr>
-        <w:spacing w:before="160" w:after="40"/>
-      </w:pPr>
-      <w:r>
-        <w:rPr>
-          <w:b/>
-          <w:color w:val="1A365D"/>
-          <w:sz w:val="22"/>
-        </w:rPr>
-        <w:t>Benchmark Problem 3: KCET 2018 (Q#4)</w:t>
-      </w:r>
-    </w:p>
-    <w:p>
-      <w:pPr>
-        <w:spacing w:after="80"/>
-      </w:pPr>
-      <w:r>
-        <w:rPr>
-          <w:sz w:val="20"/>
-        </w:rPr>
-        <w:t>Electrolytic refining is used to purify which of the following metals?</w:t>
-      </w:r>
-    </w:p>
-    <w:p>
-      <w:pPr>
-        <w:pStyle w:val="ListBullet"/>
-        <w:spacing w:after="20"/>
-      </w:pPr>
-      <w:r>
-        <w:rPr>
-          <w:sz w:val="19"/>
-        </w:rPr>
-        <w:t>(A) Cu and Zn</w:t>
-      </w:r>
-    </w:p>
-    <w:p>
-      <w:pPr>
-        <w:pStyle w:val="ListBullet"/>
-        <w:spacing w:after="20"/>
-      </w:pPr>
-      <w:r>
-        <w:rPr>
-          <w:sz w:val="19"/>
-        </w:rPr>
-        <w:t>(B) Ge and Si</w:t>
-      </w:r>
-    </w:p>
-    <w:p>
-      <w:pPr>
-        <w:pStyle w:val="ListBullet"/>
-        <w:spacing w:after="20"/>
-      </w:pPr>
-      <w:r>
-        <w:rPr>
-          <w:sz w:val="19"/>
-        </w:rPr>
-        <w:t>(C) Z and Ti</w:t>
-      </w:r>
-    </w:p>
-    <w:p>
-      <w:pPr>
-        <w:pStyle w:val="ListBullet"/>
-        <w:spacing w:after="20"/>
-      </w:pPr>
-      <w:r>
-        <w:rPr>
-          <w:sz w:val="19"/>
-        </w:rPr>
-        <w:t>(D) Zn and Hg</w:t>
-      </w:r>
-    </w:p>
-    <w:tbl>
-      <w:tblPr>
-        <w:tblW w:type="auto" w:w="0"/>
-        <w:jc w:val="center"/>
-        <w:tblLook w:firstColumn="1" w:firstRow="1" w:lastColumn="0" w:lastRow="0" w:noHBand="0" w:noVBand="1" w:val="04A0"/>
-      </w:tblPr>
-      <w:tblGrid>
-        <w:gridCol w:w="10080"/>
-      </w:tblGrid>
-      <w:tr>
-        <w:tc>
-          <w:tcPr>
-            <w:tcW w:type="dxa" w:w="10080"/>
-            <w:shd w:fill="F7FAFC"/>
-            <w:tcMar>
-              <w:top w:w="100" w:type="dxa"/>
-              <w:bottom w:w="100" w:type="dxa"/>
-              <w:left w:w="150" w:type="dxa"/>
-              <w:right w:w="150" w:type="dxa"/>
-            </w:tcMar>
-          </w:tcPr>
-          <w:p>
-            <w:r>
-              <w:rPr>
-                <w:b/>
-                <w:color w:val="1A365D"/>
-                <w:sz w:val="19"/>
-              </w:rPr>
-              <w:t>Correct Answer: None</w:t>
-              <w:br/>
-            </w:r>
-            <w:r>
-              <w:rPr>
-                <w:color w:val="2D3748"/>
-                <w:sz w:val="18"/>
-              </w:rPr>
-              <w:t>Solution Analysis:</w:t>
-              <w:br/>
-              <w:t>Electrolytic refining is a process in which an impure metal is made the anode in an electrolytic cell, and a pure metal is deposited on the cathode. This method is commonly used because the impurities either remain in the solution or form a sludge that can be removed, leaving behind a highly pure metal. Among the options given: • Copper (Cu) is the classic example of a metal refined by this method. In the electrolytic refining of copper, impure copper is used as the anode and a thin strip of pure copper serves as the cathode. When current is passed through the cell, copper ions dissolve from the anode and deposit on the cathode as pure copper. • Zinc (Zn) can also be refined by an electrolytic process, although it is not as widely known as copper refining. Under controlled conditions, impure zinc can be purified using a similar principle. The other options include metals like germanium (Ge), silicon (Si), titanium (Ti), and mercury (Hg), which are not typically purified by electrolytic refining. Thus, the correct answer is: Option A: Cu and Zn.</w:t>
             </w:r>
           </w:p>
         </w:tc>

--- a/data/exports/kcet-metallurgy_revision_notes.docx
+++ b/data/exports/kcet-metallurgy_revision_notes.docx
@@ -189,7 +189,7 @@
                 <w:color w:val="2D3748"/>
                 <w:sz w:val="19"/>
               </w:rPr>
-              <w:t>Isolation Of Elements — Core Principles &amp; Governing Laws</w:t>
+              <w:t>Ore Concentration &amp; Pyrometallurgy Extraction</w:t>
             </w:r>
           </w:p>
         </w:tc>
@@ -209,7 +209,7 @@
               <w:rPr>
                 <w:sz w:val="19"/>
               </w:rPr>
-              <w:t>5 PYQs</w:t>
+              <w:t>6 PYQs</w:t>
             </w:r>
           </w:p>
         </w:tc>
@@ -230,7 +230,7 @@
                 <w:color w:val="718096"/>
                 <w:sz w:val="19"/>
               </w:rPr>
-              <w:t>Core Principle</w:t>
+              <w:t>Metallurgical Processes</w:t>
             </w:r>
           </w:p>
         </w:tc>
@@ -276,7 +276,7 @@
                 <w:color w:val="2D3748"/>
                 <w:sz w:val="19"/>
               </w:rPr>
-              <w:t>Isolation Of Elements — Applied Cases, Reactions &amp; Traps</w:t>
+              <w:t>Ellingham Diagram, Hall-Heroult Process &amp; Refining</w:t>
             </w:r>
           </w:p>
         </w:tc>
@@ -296,7 +296,7 @@
               <w:rPr>
                 <w:sz w:val="19"/>
               </w:rPr>
-              <w:t>5 PYQs</w:t>
+              <w:t>4 PYQs</w:t>
             </w:r>
           </w:p>
         </w:tc>
@@ -317,94 +317,7 @@
                 <w:color w:val="718096"/>
                 <w:sz w:val="19"/>
               </w:rPr>
-              <w:t>Applied Topics</w:t>
-            </w:r>
-          </w:p>
-        </w:tc>
-      </w:tr>
-      <w:tr>
-        <w:tc>
-          <w:tcPr>
-            <w:tcW w:type="dxa" w:w="2160"/>
-            <w:shd w:fill="F7FAFC"/>
-            <w:tcMar>
-              <w:top w:w="80" w:type="dxa"/>
-              <w:bottom w:w="80" w:type="dxa"/>
-              <w:left w:w="150" w:type="dxa"/>
-              <w:right w:w="150" w:type="dxa"/>
-            </w:tcMar>
-          </w:tcPr>
-          <w:p>
-            <w:r>
-              <w:rPr>
-                <w:b/>
-                <w:color w:val="718096"/>
-                <w:sz w:val="19"/>
-              </w:rPr>
-              <w:t>Standard</w:t>
-            </w:r>
-          </w:p>
-        </w:tc>
-        <w:tc>
-          <w:tcPr>
-            <w:tcW w:type="dxa" w:w="4320"/>
-            <w:shd w:fill="F7FAFC"/>
-            <w:tcMar>
-              <w:top w:w="80" w:type="dxa"/>
-              <w:bottom w:w="80" w:type="dxa"/>
-              <w:left w:w="150" w:type="dxa"/>
-              <w:right w:w="150" w:type="dxa"/>
-            </w:tcMar>
-          </w:tcPr>
-          <w:p>
-            <w:r>
-              <w:rPr>
-                <w:b/>
-                <w:color w:val="2D3748"/>
-                <w:sz w:val="19"/>
-              </w:rPr>
-              <w:t>Isolation Of Elements — Standard Calculations &amp; Problem Archetypes</w:t>
-            </w:r>
-          </w:p>
-        </w:tc>
-        <w:tc>
-          <w:tcPr>
-            <w:tcW w:type="dxa" w:w="1728"/>
-            <w:shd w:fill="F7FAFC"/>
-            <w:tcMar>
-              <w:top w:w="80" w:type="dxa"/>
-              <w:bottom w:w="80" w:type="dxa"/>
-              <w:left w:w="150" w:type="dxa"/>
-              <w:right w:w="150" w:type="dxa"/>
-            </w:tcMar>
-          </w:tcPr>
-          <w:p>
-            <w:r>
-              <w:rPr>
-                <w:sz w:val="19"/>
-              </w:rPr>
-              <w:t>0 PYQs</w:t>
-            </w:r>
-          </w:p>
-        </w:tc>
-        <w:tc>
-          <w:tcPr>
-            <w:tcW w:type="dxa" w:w="1872"/>
-            <w:shd w:fill="F7FAFC"/>
-            <w:tcMar>
-              <w:top w:w="80" w:type="dxa"/>
-              <w:bottom w:w="80" w:type="dxa"/>
-              <w:left w:w="150" w:type="dxa"/>
-              <w:right w:w="150" w:type="dxa"/>
-            </w:tcMar>
-          </w:tcPr>
-          <w:p>
-            <w:r>
-              <w:rPr>
-                <w:color w:val="718096"/>
-                <w:sz w:val="19"/>
-              </w:rPr>
-              <w:t>Quantitative Analysis</w:t>
+              <w:t>Thermodynamics &amp; Refining</w:t>
             </w:r>
           </w:p>
         </w:tc>
@@ -504,7 +417,7 @@
                 <w:color w:val="1A365D"/>
                 <w:sz w:val="19"/>
               </w:rPr>
-              <w:t>Isolation Of Elements — Core Principles &amp; Governing Laws</w:t>
+              <w:t>Ore Concentration &amp; Pyrometallurgy Extraction</w:t>
             </w:r>
           </w:p>
         </w:tc>
@@ -526,7 +439,7 @@
                 <w:color w:val="2D3748"/>
                 <w:sz w:val="19"/>
               </w:rPr>
-              <w:t>Fe_{2}O_{3}, \quad SO_{2}</w:t>
+              <w:t>\text{Self Reduction: } \text{Cu}_2\text{S} + 2\text{Cu}_2\text{O} \to 6\text{Cu} + \text{SO}_2 \quad (\text{Blister Copper})</w:t>
             </w:r>
           </w:p>
         </w:tc>
@@ -550,7 +463,7 @@
                 <w:color w:val="1A365D"/>
                 <w:sz w:val="19"/>
               </w:rPr>
-              <w:t>Isolation Of Elements — Applied Cases, Reactions &amp; Traps</w:t>
+              <w:t>Ellingham Diagram, Hall-Heroult Process &amp; Refining</w:t>
             </w:r>
           </w:p>
         </w:tc>
@@ -572,7 +485,7 @@
                 <w:color w:val="2D3748"/>
                 <w:sz w:val="19"/>
               </w:rPr>
-              <w:t>2Al_{2}O_{3}+3C \longrightarrow 4Al+3CO_{2}, \quad \Delta G^{\circ}, \quad Fe_{2}O_{3}+3CO \rightarrow 2Fe+3CO_{2}</w:t>
+              <w:t>\text{Hall-Héroult: } 2\text{Al}_2\text{O}_3 + 3\text{C} \to 4\text{Al} + 3\text{CO}_2, \quad \text{Mond: } \text{Ni} + 4\text{CO} \xrightarrow{330\text{K}} \text{Ni(CO)}_4 \xrightarrow{450\text{K}} \text{Ni} + 4\text{CO}</w:t>
             </w:r>
           </w:p>
         </w:tc>
@@ -604,7 +517,7 @@
           <w:color w:val="2B6CB0"/>
           <w:sz w:val="24"/>
         </w:rPr>
-        <w:t>3.1 Isolation Of Elements — Core Principles &amp; Governing Laws (Moderate Yield — 5 PYQs)</w:t>
+        <w:t>3.1 Ore Concentration &amp; Pyrometallurgy Extraction (Moderate Yield — 6 PYQs)</w:t>
       </w:r>
     </w:p>
     <w:p>
@@ -619,7 +532,7 @@
         <w:rPr>
           <w:sz w:val="20"/>
         </w:rPr>
-        <w:t>Fundamental definitions, core postulates, and governing physical/chemical relations in Isolation Of Elements.</w:t>
+        <w:t>Concentration of sulphide ores by froth flotation: collectors (pine oil, fatty acids, xanthates) make mineral particles water-repellent; depressants (NaCN) separate ZnS from PbS. Roasting converts sulphide ores to oxides with SO_2 gas release. Extraction of copper from copper pyrites involves reverberatory furnace, copper matte (Cu_2S + FeS), and self-reduction in Bessemer converter.</w:t>
       </w:r>
     </w:p>
     <w:tbl>
@@ -657,7 +570,7 @@
                 <w:color w:val="2D3748"/>
                 <w:sz w:val="19"/>
               </w:rPr>
-              <w:t>Carefully verify units, standard reference states, and sign conventions in Isolation Of Elements.</w:t>
+              <w:t>Calcination is heating in absence of air (for carbonates and hydrated oxides); roasting is heating in excess air (for sulphides).</w:t>
             </w:r>
           </w:p>
         </w:tc>
@@ -698,7 +611,7 @@
                 <w:color w:val="2D3748"/>
                 <w:sz w:val="19"/>
               </w:rPr>
-              <w:t>Focus on high-yield formulas and standard limiting approximations tested in Isolation Of Elements PYQs.</w:t>
+              <w:t>Blister copper gets its blistered appearance from the evolution of escaping SO_2 gas during cooling.</w:t>
             </w:r>
           </w:p>
         </w:tc>
@@ -715,6 +628,33 @@
           <w:sz w:val="19"/>
         </w:rPr>
         <w:t>Source PYQs testing this concept:</w:t>
+      </w:r>
+    </w:p>
+    <w:p>
+      <w:pPr>
+        <w:pStyle w:val="ListBullet"/>
+        <w:spacing w:after="40"/>
+      </w:pPr>
+      <w:r>
+        <w:rPr>
+          <w:b/>
+          <w:sz w:val="18"/>
+        </w:rPr>
+        <w:t xml:space="preserve">[2024 Shift] Q#2 (MCQ): </w:t>
+      </w:r>
+      <w:r>
+        <w:rPr>
+          <w:sz w:val="18"/>
+        </w:rPr>
+        <w:t xml:space="preserve">"Select the correct statement :..."  </w:t>
+      </w:r>
+      <w:r>
+        <w:rPr>
+          <w:b/>
+          <w:color w:val="2B6CB0"/>
+          <w:sz w:val="18"/>
+        </w:rPr>
+        <w:t>[Ans: N/A]</w:t>
       </w:r>
     </w:p>
     <w:p>
@@ -773,33 +713,6 @@
     </w:p>
     <w:p>
       <w:pPr>
-        <w:pStyle w:val="ListBullet"/>
-        <w:spacing w:after="40"/>
-      </w:pPr>
-      <w:r>
-        <w:rPr>
-          <w:b/>
-          <w:sz w:val="18"/>
-        </w:rPr>
-        <w:t xml:space="preserve">[2020 Shift] Q#4 (MCQ): </w:t>
-      </w:r>
-      <w:r>
-        <w:rPr>
-          <w:sz w:val="18"/>
-        </w:rPr>
-        <w:t xml:space="preserve">"Copper is extracted from copper pyrites by..."  </w:t>
-      </w:r>
-      <w:r>
-        <w:rPr>
-          <w:b/>
-          <w:color w:val="2B6CB0"/>
-          <w:sz w:val="18"/>
-        </w:rPr>
-        <w:t>[Ans: N/A]</w:t>
-      </w:r>
-    </w:p>
-    <w:p>
-      <w:pPr>
         <w:spacing w:after="120"/>
       </w:pPr>
     </w:p>
@@ -812,7 +725,7 @@
           <w:color w:val="2B6CB0"/>
           <w:sz w:val="24"/>
         </w:rPr>
-        <w:t>3.2 Isolation Of Elements — Applied Cases, Reactions &amp; Traps (Moderate Yield — 5 PYQs)</w:t>
+        <w:t>3.2 Ellingham Diagram, Hall-Heroult Process &amp; Refining (Moderate Yield — 4 PYQs)</w:t>
       </w:r>
     </w:p>
     <w:p>
@@ -827,7 +740,7 @@
         <w:rPr>
           <w:sz w:val="20"/>
         </w:rPr>
-        <w:t>Special cases, experimental observations, and conceptual traps designed to test deep understanding of Isolation Of Elements.</w:t>
+        <w:t>Ellingham diagram plots Δ G° vs T. A metal can reduce the oxide of any other metal located higher in the diagram. Hall-Héroult process: electrolysis of molten Al_2O_3 with cryolite (Na_3AlF_6) and CaF_2 to lower melting point and increase conductivity. Refining: Zone refining (semiconductors Ge, Si), Mond process for Ni, Van Arkel for Zr and Ti.</w:t>
       </w:r>
     </w:p>
     <w:tbl>
@@ -865,7 +778,7 @@
                 <w:color w:val="2D3748"/>
                 <w:sz w:val="19"/>
               </w:rPr>
-              <w:t>Read questions carefully for keywords like 'incorrect', 'not true', or non-standard conditions.</w:t>
+              <w:t>In Hall-Héroult process, the carbon anodes are consumed by reacting with liberated oxygen to form CO and CO_2.</w:t>
             </w:r>
           </w:p>
         </w:tc>
@@ -906,7 +819,7 @@
                 <w:color w:val="2D3748"/>
                 <w:sz w:val="19"/>
               </w:rPr>
-              <w:t>Elimination of extreme or unphysical answer choices improves accuracy in assertion-reason and multiple-statement questions.</w:t>
+              <w:t>Zone refining is based on the principle that impurities are more soluble in the molten state than in the solid state of the metal.</w:t>
             </w:r>
           </w:p>
         </w:tc>
@@ -962,33 +875,6 @@
           <w:b/>
           <w:sz w:val="18"/>
         </w:rPr>
-        <w:t xml:space="preserve">[2024 Shift] Q#2 (MCQ): </w:t>
-      </w:r>
-      <w:r>
-        <w:rPr>
-          <w:sz w:val="18"/>
-        </w:rPr>
-        <w:t xml:space="preserve">"Select the correct statement :..."  </w:t>
-      </w:r>
-      <w:r>
-        <w:rPr>
-          <w:b/>
-          <w:color w:val="2B6CB0"/>
-          <w:sz w:val="18"/>
-        </w:rPr>
-        <w:t>[Ans: N/A]</w:t>
-      </w:r>
-    </w:p>
-    <w:p>
-      <w:pPr>
-        <w:pStyle w:val="ListBullet"/>
-        <w:spacing w:after="40"/>
-      </w:pPr>
-      <w:r>
-        <w:rPr>
-          <w:b/>
-          <w:sz w:val="18"/>
-        </w:rPr>
         <w:t xml:space="preserve">[2023 Shift] Q#3 (MCQ): </w:t>
       </w:r>
       <w:r>
@@ -1008,133 +894,6 @@
     </w:p>
     <w:p>
       <w:pPr>
-        <w:spacing w:after="120"/>
-      </w:pPr>
-    </w:p>
-    <w:p>
-      <w:pPr>
-        <w:pStyle w:val="Heading2"/>
-      </w:pPr>
-      <w:r>
-        <w:rPr>
-          <w:color w:val="2B6CB0"/>
-          <w:sz w:val="24"/>
-        </w:rPr>
-        <w:t>3.3 Isolation Of Elements — Standard Calculations &amp; Problem Archetypes (Standard Yield — 0 PYQs)</w:t>
-      </w:r>
-    </w:p>
-    <w:p>
-      <w:r>
-        <w:rPr>
-          <w:b/>
-          <w:sz w:val="20"/>
-        </w:rPr>
-        <w:t xml:space="preserve">Core Principle: </w:t>
-      </w:r>
-      <w:r>
-        <w:rPr>
-          <w:sz w:val="20"/>
-        </w:rPr>
-        <w:t>Quantitative numerical problem-solving techniques and standard question patterns frequently seen in Isolation Of Elements.</w:t>
-      </w:r>
-    </w:p>
-    <w:tbl>
-      <w:tblPr>
-        <w:tblW w:type="auto" w:w="0"/>
-        <w:jc w:val="center"/>
-        <w:tblLook w:firstColumn="1" w:firstRow="1" w:lastColumn="0" w:lastRow="0" w:noHBand="0" w:noVBand="1" w:val="04A0"/>
-      </w:tblPr>
-      <w:tblGrid>
-        <w:gridCol w:w="10080"/>
-      </w:tblGrid>
-      <w:tr>
-        <w:tc>
-          <w:tcPr>
-            <w:tcW w:type="dxa" w:w="10080"/>
-            <w:shd w:fill="FFF5F5"/>
-            <w:tcMar>
-              <w:top w:w="100" w:type="dxa"/>
-              <w:bottom w:w="100" w:type="dxa"/>
-              <w:left w:w="150" w:type="dxa"/>
-              <w:right w:w="150" w:type="dxa"/>
-            </w:tcMar>
-          </w:tcPr>
-          <w:p>
-            <w:r>
-              <w:rPr>
-                <w:b/>
-                <w:color w:val="C53030"/>
-                <w:sz w:val="19"/>
-              </w:rPr>
-              <w:t xml:space="preserve">⚠️ Common Trap / JEE Pitfall: </w:t>
-            </w:r>
-            <w:r>
-              <w:rPr>
-                <w:color w:val="2D3748"/>
-                <w:sz w:val="19"/>
-              </w:rPr>
-              <w:t>Watch for algebraic rounding, stoichiometric balancing, and boundary condition checks.</w:t>
-            </w:r>
-          </w:p>
-        </w:tc>
-      </w:tr>
-    </w:tbl>
-    <w:tbl>
-      <w:tblPr>
-        <w:tblW w:type="auto" w:w="0"/>
-        <w:jc w:val="center"/>
-        <w:tblLook w:firstColumn="1" w:firstRow="1" w:lastColumn="0" w:lastRow="0" w:noHBand="0" w:noVBand="1" w:val="04A0"/>
-      </w:tblPr>
-      <w:tblGrid>
-        <w:gridCol w:w="10080"/>
-      </w:tblGrid>
-      <w:tr>
-        <w:tc>
-          <w:tcPr>
-            <w:tcW w:type="dxa" w:w="10080"/>
-            <w:shd w:fill="F0FFF4"/>
-            <w:tcMar>
-              <w:top w:w="100" w:type="dxa"/>
-              <w:bottom w:w="100" w:type="dxa"/>
-              <w:left w:w="150" w:type="dxa"/>
-              <w:right w:w="150" w:type="dxa"/>
-            </w:tcMar>
-          </w:tcPr>
-          <w:p>
-            <w:r>
-              <w:rPr>
-                <w:b/>
-                <w:color w:val="276749"/>
-                <w:sz w:val="19"/>
-              </w:rPr>
-              <w:t xml:space="preserve">💡 Speed Hack / Trick: </w:t>
-            </w:r>
-            <w:r>
-              <w:rPr>
-                <w:color w:val="2D3748"/>
-                <w:sz w:val="19"/>
-              </w:rPr>
-              <w:t>Dimensional consistency checks and ratio comparisons can quickly eliminate incorrect options.</w:t>
-            </w:r>
-          </w:p>
-        </w:tc>
-      </w:tr>
-    </w:tbl>
-    <w:p>
-      <w:pPr>
-        <w:spacing w:before="120" w:after="40"/>
-      </w:pPr>
-      <w:r>
-        <w:rPr>
-          <w:b/>
-          <w:color w:val="1A365D"/>
-          <w:sz w:val="19"/>
-        </w:rPr>
-        <w:t>Source PYQs testing this concept:</w:t>
-      </w:r>
-    </w:p>
-    <w:p>
-      <w:pPr>
         <w:pStyle w:val="ListBullet"/>
         <w:spacing w:after="40"/>
       </w:pPr>
@@ -1143,13 +902,13 @@
           <w:b/>
           <w:sz w:val="18"/>
         </w:rPr>
-        <w:t xml:space="preserve">[2024 Shift] Q#1 (MCQ): </w:t>
+        <w:t xml:space="preserve">[2018 Shift] Q#1 (MCQ): </w:t>
       </w:r>
       <w:r>
         <w:rPr>
           <w:sz w:val="18"/>
         </w:rPr>
-        <w:t xml:space="preserve">"The incorrect statement about Hall -Heroult process is..."  </w:t>
+        <w:t xml:space="preserve">"The common impurity present in bauxite is..."  </w:t>
       </w:r>
       <w:r>
         <w:rPr>
@@ -1157,34 +916,7 @@
           <w:color w:val="2B6CB0"/>
           <w:sz w:val="18"/>
         </w:rPr>
-        <w:t>[Ans: N/A]</w:t>
-      </w:r>
-    </w:p>
-    <w:p>
-      <w:pPr>
-        <w:pStyle w:val="ListBullet"/>
-        <w:spacing w:after="40"/>
-      </w:pPr>
-      <w:r>
-        <w:rPr>
-          <w:b/>
-          <w:sz w:val="18"/>
-        </w:rPr>
-        <w:t xml:space="preserve">[2024 Shift] Q#2 (MCQ): </w:t>
-      </w:r>
-      <w:r>
-        <w:rPr>
-          <w:sz w:val="18"/>
-        </w:rPr>
-        <w:t xml:space="preserve">"Select the correct statement :..."  </w:t>
-      </w:r>
-      <w:r>
-        <w:rPr>
-          <w:b/>
-          <w:color w:val="2B6CB0"/>
-          <w:sz w:val="18"/>
-        </w:rPr>
-        <w:t>[Ans: N/A]</w:t>
+        <w:t>[Ans: C]</w:t>
       </w:r>
     </w:p>
     <w:p>
@@ -1335,7 +1067,7 @@
           <w:color w:val="1A365D"/>
           <w:sz w:val="22"/>
         </w:rPr>
-        <w:t>Benchmark Problem 2: KCET 2020 (Q#1)</w:t>
+        <w:t>Benchmark Problem 2: KCET 2024 (Q#2)</w:t>
       </w:r>
     </w:p>
     <w:p>
@@ -1346,7 +1078,7 @@
         <w:rPr>
           <w:sz w:val="20"/>
         </w:rPr>
-        <w:t>Function of potassium ethyl xanthate in froth floatation process is to make the ore</w:t>
+        <w:t>Select the correct statement :</w:t>
       </w:r>
     </w:p>
     <w:p>
@@ -1358,7 +1090,7 @@
         <w:rPr>
           <w:sz w:val="19"/>
         </w:rPr>
-        <w:t>(A) lighter</w:t>
+        <w:t>(A) Roasting involves heating the ore in the absence of air.</w:t>
       </w:r>
     </w:p>
     <w:p>
@@ -1370,7 +1102,7 @@
         <w:rPr>
           <w:sz w:val="19"/>
         </w:rPr>
-        <w:t>(B) hydrophobic</w:t>
+        <w:t>(B) Calcination involves heating the ore above its melting point.</w:t>
       </w:r>
     </w:p>
     <w:p>
@@ -1382,7 +1114,7 @@
         <w:rPr>
           <w:sz w:val="19"/>
         </w:rPr>
-        <w:t>(C) hydrophilic</w:t>
+        <w:t>(C) Smelting involves heating the ore with suitable reducing agent and flux below its melting point.</w:t>
       </w:r>
     </w:p>
     <w:p>
@@ -1394,7 +1126,7 @@
         <w:rPr>
           <w:sz w:val="19"/>
         </w:rPr>
-        <w:t>(D) heavier</w:t>
+        <w:t>(D) Calcination of calcium carbonate is endothermic.</w:t>
       </w:r>
     </w:p>
     <w:tbl>
@@ -1435,7 +1167,7 @@
               </w:rPr>
               <w:t>Solution Analysis:</w:t>
               <w:br/>
-              <w:t>The role/function of potassium ethyl xanthate in the froth floatation process is to increase the non-wettability of mineral particles by making it hydrophobic. These are also given the name collectors.</w:t>
+              <w:t>Among the given statements, correct statement is given in option (d). While statement given in options (a), (b) and (c) are incorrect. Their correct form are as follows ∙ Roasting involves heating the ore is the regular supply of air. ∙ Calcination involves heating the ore below its melting point. ∙ Smelting is the process by which a metal is obtained at temperature beyond the melting point from its ore.</w:t>
             </w:r>
           </w:p>
         </w:tc>
